--- a/Fase 2/Evidencias Proyecto/Evidencias de documentación.docx
+++ b/Fase 2/Evidencias Proyecto/Evidencias de documentación.docx
@@ -1275,7 +1275,7 @@
     </w:p>
     <w:sdt>
       <w:sdtPr>
-        <w:id w:val="2049097162"/>
+        <w:id w:val="-406842488"/>
         <w:docPartObj>
           <w:docPartGallery w:val="Table of Contents"/>
           <w:docPartUnique w:val="1"/>
@@ -12476,6 +12476,975 @@
           </w:p>
         </w:tc>
       </w:tr>
+      <w:tr>
+        <w:trPr>
+          <w:cantSplit w:val="0"/>
+          <w:tblHeader w:val="0"/>
+        </w:trPr>
+        <w:tc>
+          <w:tcPr>
+            <w:shd w:fill="f2f5f8" w:val="clear"/>
+            <w:vAlign w:val="center"/>
+          </w:tcPr>
+          <w:p>
+            <w:pPr>
+              <w:spacing w:after="20" w:lineRule="auto"/>
+              <w:rPr>
+                <w:sz w:val="14"/>
+                <w:szCs w:val="14"/>
+              </w:rPr>
+            </w:pPr>
+            <w:r>
+              <w:rPr>
+                <w:sz w:val="14"/>
+                <w:szCs w:val="14"/>
+                <w:rtl w:val="0"/>
+              </w:rPr>
+              <w:t xml:space="preserve">RF-32</w:t>
+            </w:r>
+          </w:p>
+        </w:tc>
+        <w:tc>
+          <w:tcPr>
+            <w:shd w:fill="f2f5f8" w:val="clear"/>
+            <w:vAlign w:val="center"/>
+          </w:tcPr>
+          <w:p>
+            <w:pPr>
+              <w:spacing w:after="20" w:lineRule="auto"/>
+              <w:rPr>
+                <w:sz w:val="14"/>
+                <w:szCs w:val="14"/>
+              </w:rPr>
+            </w:pPr>
+            <w:r>
+              <w:rPr>
+                <w:sz w:val="14"/>
+                <w:szCs w:val="14"/>
+                <w:rtl w:val="0"/>
+              </w:rPr>
+              <w:t xml:space="preserve">Consultar pedidos registrados </w:t>
+            </w:r>
+          </w:p>
+        </w:tc>
+        <w:tc>
+          <w:tcPr>
+            <w:shd w:fill="f2f5f8" w:val="clear"/>
+            <w:vAlign w:val="center"/>
+          </w:tcPr>
+          <w:p>
+            <w:pPr>
+              <w:spacing w:after="20" w:lineRule="auto"/>
+              <w:rPr>
+                <w:sz w:val="14"/>
+                <w:szCs w:val="14"/>
+              </w:rPr>
+            </w:pPr>
+            <w:r>
+              <w:rPr>
+                <w:sz w:val="14"/>
+                <w:szCs w:val="14"/>
+                <w:rtl w:val="0"/>
+              </w:rPr>
+              <w:t xml:space="preserve">El sistema deberá permitir al administrador visualizar el listado completo de pedidos con filtros combinados por nombre de cliente y estado actual. </w:t>
+            </w:r>
+          </w:p>
+        </w:tc>
+        <w:tc>
+          <w:tcPr>
+            <w:shd w:fill="f2f5f8" w:val="clear"/>
+            <w:vAlign w:val="center"/>
+          </w:tcPr>
+          <w:p>
+            <w:pPr>
+              <w:spacing w:after="20" w:lineRule="auto"/>
+              <w:rPr>
+                <w:sz w:val="14"/>
+                <w:szCs w:val="14"/>
+              </w:rPr>
+            </w:pPr>
+            <w:r>
+              <w:rPr>
+                <w:sz w:val="14"/>
+                <w:szCs w:val="14"/>
+                <w:rtl w:val="0"/>
+              </w:rPr>
+              <w:t xml:space="preserve">Administrador </w:t>
+            </w:r>
+          </w:p>
+        </w:tc>
+        <w:tc>
+          <w:tcPr>
+            <w:shd w:fill="f2f5f8" w:val="clear"/>
+            <w:vAlign w:val="center"/>
+          </w:tcPr>
+          <w:p>
+            <w:pPr>
+              <w:spacing w:after="20" w:lineRule="auto"/>
+              <w:rPr>
+                <w:sz w:val="14"/>
+                <w:szCs w:val="14"/>
+              </w:rPr>
+            </w:pPr>
+            <w:r>
+              <w:rPr>
+                <w:sz w:val="14"/>
+                <w:szCs w:val="14"/>
+                <w:rtl w:val="0"/>
+              </w:rPr>
+              <w:t xml:space="preserve">Alta </w:t>
+            </w:r>
+          </w:p>
+        </w:tc>
+      </w:tr>
+      <w:tr>
+        <w:trPr>
+          <w:cantSplit w:val="0"/>
+          <w:tblHeader w:val="0"/>
+        </w:trPr>
+        <w:tc>
+          <w:tcPr>
+            <w:shd w:fill="f2f5f8" w:val="clear"/>
+            <w:vAlign w:val="center"/>
+          </w:tcPr>
+          <w:p>
+            <w:pPr>
+              <w:spacing w:after="20" w:lineRule="auto"/>
+              <w:rPr>
+                <w:sz w:val="14"/>
+                <w:szCs w:val="14"/>
+              </w:rPr>
+            </w:pPr>
+            <w:r>
+              <w:rPr>
+                <w:sz w:val="14"/>
+                <w:szCs w:val="14"/>
+                <w:rtl w:val="0"/>
+              </w:rPr>
+              <w:t xml:space="preserve">RF-33</w:t>
+            </w:r>
+          </w:p>
+        </w:tc>
+        <w:tc>
+          <w:tcPr>
+            <w:shd w:fill="f2f5f8" w:val="clear"/>
+            <w:vAlign w:val="center"/>
+          </w:tcPr>
+          <w:p>
+            <w:pPr>
+              <w:spacing w:after="20" w:lineRule="auto"/>
+              <w:rPr>
+                <w:sz w:val="14"/>
+                <w:szCs w:val="14"/>
+              </w:rPr>
+            </w:pPr>
+            <w:r>
+              <w:rPr>
+                <w:sz w:val="14"/>
+                <w:szCs w:val="14"/>
+                <w:rtl w:val="0"/>
+              </w:rPr>
+              <w:t xml:space="preserve">Consultar detalle de pedido</w:t>
+            </w:r>
+          </w:p>
+        </w:tc>
+        <w:tc>
+          <w:tcPr>
+            <w:shd w:fill="f2f5f8" w:val="clear"/>
+            <w:vAlign w:val="center"/>
+          </w:tcPr>
+          <w:p>
+            <w:pPr>
+              <w:spacing w:after="20" w:lineRule="auto"/>
+              <w:rPr>
+                <w:sz w:val="14"/>
+                <w:szCs w:val="14"/>
+              </w:rPr>
+            </w:pPr>
+            <w:r>
+              <w:rPr>
+                <w:sz w:val="14"/>
+                <w:szCs w:val="14"/>
+                <w:rtl w:val="0"/>
+              </w:rPr>
+              <w:t xml:space="preserve">El sistema deberá permitir al administrador acceder al detalle completo de una boleta, incluyendo la información del cliente, los productos asociados, los subtotales y el historial de seguimiento. </w:t>
+            </w:r>
+          </w:p>
+        </w:tc>
+        <w:tc>
+          <w:tcPr>
+            <w:shd w:fill="f2f5f8" w:val="clear"/>
+            <w:vAlign w:val="center"/>
+          </w:tcPr>
+          <w:p>
+            <w:pPr>
+              <w:spacing w:after="20" w:lineRule="auto"/>
+              <w:rPr>
+                <w:sz w:val="14"/>
+                <w:szCs w:val="14"/>
+              </w:rPr>
+            </w:pPr>
+            <w:r>
+              <w:rPr>
+                <w:sz w:val="14"/>
+                <w:szCs w:val="14"/>
+                <w:rtl w:val="0"/>
+              </w:rPr>
+              <w:t xml:space="preserve">Administrador </w:t>
+            </w:r>
+          </w:p>
+        </w:tc>
+        <w:tc>
+          <w:tcPr>
+            <w:shd w:fill="f2f5f8" w:val="clear"/>
+            <w:vAlign w:val="center"/>
+          </w:tcPr>
+          <w:p>
+            <w:pPr>
+              <w:spacing w:after="20" w:lineRule="auto"/>
+              <w:rPr>
+                <w:sz w:val="14"/>
+                <w:szCs w:val="14"/>
+              </w:rPr>
+            </w:pPr>
+            <w:r>
+              <w:rPr>
+                <w:sz w:val="14"/>
+                <w:szCs w:val="14"/>
+                <w:rtl w:val="0"/>
+              </w:rPr>
+              <w:t xml:space="preserve">Alta </w:t>
+            </w:r>
+          </w:p>
+        </w:tc>
+      </w:tr>
+      <w:tr>
+        <w:trPr>
+          <w:cantSplit w:val="0"/>
+          <w:tblHeader w:val="0"/>
+        </w:trPr>
+        <w:tc>
+          <w:tcPr>
+            <w:shd w:fill="f2f5f8" w:val="clear"/>
+            <w:vAlign w:val="center"/>
+          </w:tcPr>
+          <w:p>
+            <w:pPr>
+              <w:spacing w:after="20" w:lineRule="auto"/>
+              <w:rPr>
+                <w:sz w:val="14"/>
+                <w:szCs w:val="14"/>
+              </w:rPr>
+            </w:pPr>
+            <w:r>
+              <w:rPr>
+                <w:sz w:val="14"/>
+                <w:szCs w:val="14"/>
+                <w:rtl w:val="0"/>
+              </w:rPr>
+              <w:t xml:space="preserve">RF-34</w:t>
+            </w:r>
+          </w:p>
+        </w:tc>
+        <w:tc>
+          <w:tcPr>
+            <w:shd w:fill="f2f5f8" w:val="clear"/>
+            <w:vAlign w:val="center"/>
+          </w:tcPr>
+          <w:p>
+            <w:pPr>
+              <w:spacing w:after="20" w:lineRule="auto"/>
+              <w:rPr>
+                <w:sz w:val="14"/>
+                <w:szCs w:val="14"/>
+              </w:rPr>
+            </w:pPr>
+            <w:r>
+              <w:rPr>
+                <w:sz w:val="14"/>
+                <w:szCs w:val="14"/>
+                <w:rtl w:val="0"/>
+              </w:rPr>
+              <w:t xml:space="preserve">Actualizar estado de pedido </w:t>
+            </w:r>
+          </w:p>
+        </w:tc>
+        <w:tc>
+          <w:tcPr>
+            <w:shd w:fill="f2f5f8" w:val="clear"/>
+            <w:vAlign w:val="center"/>
+          </w:tcPr>
+          <w:p>
+            <w:pPr>
+              <w:spacing w:after="20" w:lineRule="auto"/>
+              <w:rPr>
+                <w:sz w:val="14"/>
+                <w:szCs w:val="14"/>
+              </w:rPr>
+            </w:pPr>
+            <w:r>
+              <w:rPr>
+                <w:sz w:val="14"/>
+                <w:szCs w:val="14"/>
+                <w:rtl w:val="0"/>
+              </w:rPr>
+              <w:t xml:space="preserve">El sistema deberá permitir al administrador cambiar el estado de un pedido de "En proceso" a "Listo para retirar" una vez que los productos hayan sido preparados. </w:t>
+            </w:r>
+          </w:p>
+        </w:tc>
+        <w:tc>
+          <w:tcPr>
+            <w:shd w:fill="f2f5f8" w:val="clear"/>
+            <w:vAlign w:val="center"/>
+          </w:tcPr>
+          <w:p>
+            <w:pPr>
+              <w:spacing w:after="20" w:lineRule="auto"/>
+              <w:rPr>
+                <w:sz w:val="14"/>
+                <w:szCs w:val="14"/>
+              </w:rPr>
+            </w:pPr>
+            <w:r>
+              <w:rPr>
+                <w:sz w:val="14"/>
+                <w:szCs w:val="14"/>
+                <w:rtl w:val="0"/>
+              </w:rPr>
+              <w:t xml:space="preserve">Administrador </w:t>
+            </w:r>
+          </w:p>
+        </w:tc>
+        <w:tc>
+          <w:tcPr>
+            <w:shd w:fill="f2f5f8" w:val="clear"/>
+            <w:vAlign w:val="center"/>
+          </w:tcPr>
+          <w:p>
+            <w:pPr>
+              <w:spacing w:after="20" w:lineRule="auto"/>
+              <w:rPr>
+                <w:sz w:val="14"/>
+                <w:szCs w:val="14"/>
+              </w:rPr>
+            </w:pPr>
+            <w:r>
+              <w:rPr>
+                <w:sz w:val="14"/>
+                <w:szCs w:val="14"/>
+                <w:rtl w:val="0"/>
+              </w:rPr>
+              <w:t xml:space="preserve">Alta </w:t>
+            </w:r>
+          </w:p>
+        </w:tc>
+      </w:tr>
+      <w:tr>
+        <w:trPr>
+          <w:cantSplit w:val="0"/>
+          <w:tblHeader w:val="0"/>
+        </w:trPr>
+        <w:tc>
+          <w:tcPr>
+            <w:shd w:fill="f2f5f8" w:val="clear"/>
+            <w:vAlign w:val="center"/>
+          </w:tcPr>
+          <w:p>
+            <w:pPr>
+              <w:spacing w:after="20" w:lineRule="auto"/>
+              <w:rPr>
+                <w:sz w:val="14"/>
+                <w:szCs w:val="14"/>
+              </w:rPr>
+            </w:pPr>
+            <w:r>
+              <w:rPr>
+                <w:sz w:val="14"/>
+                <w:szCs w:val="14"/>
+                <w:rtl w:val="0"/>
+              </w:rPr>
+              <w:t xml:space="preserve">RF-35</w:t>
+            </w:r>
+          </w:p>
+        </w:tc>
+        <w:tc>
+          <w:tcPr>
+            <w:shd w:fill="f2f5f8" w:val="clear"/>
+            <w:vAlign w:val="center"/>
+          </w:tcPr>
+          <w:p>
+            <w:pPr>
+              <w:spacing w:after="20" w:lineRule="auto"/>
+              <w:rPr>
+                <w:sz w:val="14"/>
+                <w:szCs w:val="14"/>
+              </w:rPr>
+            </w:pPr>
+            <w:r>
+              <w:rPr>
+                <w:sz w:val="14"/>
+                <w:szCs w:val="14"/>
+                <w:rtl w:val="0"/>
+              </w:rPr>
+              <w:t xml:space="preserve">Validar código de retiro </w:t>
+            </w:r>
+          </w:p>
+        </w:tc>
+        <w:tc>
+          <w:tcPr>
+            <w:shd w:fill="f2f5f8" w:val="clear"/>
+            <w:vAlign w:val="center"/>
+          </w:tcPr>
+          <w:p>
+            <w:pPr>
+              <w:spacing w:after="20" w:lineRule="auto"/>
+              <w:rPr>
+                <w:sz w:val="14"/>
+                <w:szCs w:val="14"/>
+              </w:rPr>
+            </w:pPr>
+            <w:r>
+              <w:rPr>
+                <w:sz w:val="14"/>
+                <w:szCs w:val="14"/>
+                <w:rtl w:val="0"/>
+              </w:rPr>
+              <w:t xml:space="preserve">El sistema deberá permitir al administrador ingresar y verificar la autenticidad de un código único de 6 dígitos proporcionado por el cliente para confirmar la entrega y marcar el pedido como "Retirado". </w:t>
+            </w:r>
+          </w:p>
+        </w:tc>
+        <w:tc>
+          <w:tcPr>
+            <w:shd w:fill="f2f5f8" w:val="clear"/>
+            <w:vAlign w:val="center"/>
+          </w:tcPr>
+          <w:p>
+            <w:pPr>
+              <w:spacing w:after="20" w:lineRule="auto"/>
+              <w:rPr>
+                <w:sz w:val="14"/>
+                <w:szCs w:val="14"/>
+              </w:rPr>
+            </w:pPr>
+            <w:r>
+              <w:rPr>
+                <w:sz w:val="14"/>
+                <w:szCs w:val="14"/>
+                <w:rtl w:val="0"/>
+              </w:rPr>
+              <w:t xml:space="preserve">Administrador </w:t>
+            </w:r>
+          </w:p>
+        </w:tc>
+        <w:tc>
+          <w:tcPr>
+            <w:shd w:fill="f2f5f8" w:val="clear"/>
+            <w:vAlign w:val="center"/>
+          </w:tcPr>
+          <w:p>
+            <w:pPr>
+              <w:spacing w:after="20" w:lineRule="auto"/>
+              <w:rPr>
+                <w:sz w:val="14"/>
+                <w:szCs w:val="14"/>
+              </w:rPr>
+            </w:pPr>
+            <w:r>
+              <w:rPr>
+                <w:sz w:val="14"/>
+                <w:szCs w:val="14"/>
+                <w:rtl w:val="0"/>
+              </w:rPr>
+              <w:t xml:space="preserve">Alta </w:t>
+            </w:r>
+          </w:p>
+        </w:tc>
+      </w:tr>
+      <w:tr>
+        <w:trPr>
+          <w:cantSplit w:val="0"/>
+          <w:trHeight w:val="1176.9042968749998" w:hRule="atLeast"/>
+          <w:tblHeader w:val="0"/>
+        </w:trPr>
+        <w:tc>
+          <w:tcPr>
+            <w:shd w:fill="f2f5f8" w:val="clear"/>
+            <w:vAlign w:val="center"/>
+          </w:tcPr>
+          <w:p>
+            <w:pPr>
+              <w:spacing w:after="20" w:lineRule="auto"/>
+              <w:rPr>
+                <w:sz w:val="14"/>
+                <w:szCs w:val="14"/>
+              </w:rPr>
+            </w:pPr>
+            <w:r>
+              <w:rPr>
+                <w:sz w:val="14"/>
+                <w:szCs w:val="14"/>
+                <w:rtl w:val="0"/>
+              </w:rPr>
+              <w:t xml:space="preserve">RF-36</w:t>
+            </w:r>
+          </w:p>
+        </w:tc>
+        <w:tc>
+          <w:tcPr>
+            <w:shd w:fill="f2f5f8" w:val="clear"/>
+            <w:vAlign w:val="center"/>
+          </w:tcPr>
+          <w:p>
+            <w:pPr>
+              <w:spacing w:after="20" w:lineRule="auto"/>
+              <w:rPr>
+                <w:sz w:val="14"/>
+                <w:szCs w:val="14"/>
+              </w:rPr>
+            </w:pPr>
+            <w:r>
+              <w:rPr>
+                <w:sz w:val="14"/>
+                <w:szCs w:val="14"/>
+                <w:rtl w:val="0"/>
+              </w:rPr>
+              <w:t xml:space="preserve">Calcular métricas de ventas </w:t>
+            </w:r>
+          </w:p>
+        </w:tc>
+        <w:tc>
+          <w:tcPr>
+            <w:shd w:fill="f2f5f8" w:val="clear"/>
+            <w:vAlign w:val="center"/>
+          </w:tcPr>
+          <w:p>
+            <w:pPr>
+              <w:spacing w:after="20" w:lineRule="auto"/>
+              <w:rPr>
+                <w:sz w:val="14"/>
+                <w:szCs w:val="14"/>
+              </w:rPr>
+            </w:pPr>
+            <w:r>
+              <w:rPr>
+                <w:sz w:val="14"/>
+                <w:szCs w:val="14"/>
+                <w:rtl w:val="0"/>
+              </w:rPr>
+              <w:t xml:space="preserve">El sistema deberá procesar y calcular de manera automática los indicadores clave del negocio (como el total de ventas, volumen de pedidos, ticket promedio y pedidos completados). </w:t>
+            </w:r>
+          </w:p>
+        </w:tc>
+        <w:tc>
+          <w:tcPr>
+            <w:shd w:fill="f2f5f8" w:val="clear"/>
+            <w:vAlign w:val="center"/>
+          </w:tcPr>
+          <w:p>
+            <w:pPr>
+              <w:spacing w:after="20" w:lineRule="auto"/>
+              <w:rPr>
+                <w:sz w:val="14"/>
+                <w:szCs w:val="14"/>
+              </w:rPr>
+            </w:pPr>
+            <w:r>
+              <w:rPr>
+                <w:sz w:val="14"/>
+                <w:szCs w:val="14"/>
+                <w:rtl w:val="0"/>
+              </w:rPr>
+              <w:t xml:space="preserve">Administrador </w:t>
+            </w:r>
+          </w:p>
+        </w:tc>
+        <w:tc>
+          <w:tcPr>
+            <w:shd w:fill="f2f5f8" w:val="clear"/>
+            <w:vAlign w:val="center"/>
+          </w:tcPr>
+          <w:p>
+            <w:pPr>
+              <w:spacing w:after="20" w:lineRule="auto"/>
+              <w:rPr>
+                <w:sz w:val="14"/>
+                <w:szCs w:val="14"/>
+              </w:rPr>
+            </w:pPr>
+            <w:r>
+              <w:rPr>
+                <w:sz w:val="14"/>
+                <w:szCs w:val="14"/>
+                <w:rtl w:val="0"/>
+              </w:rPr>
+              <w:t xml:space="preserve">Alta </w:t>
+            </w:r>
+          </w:p>
+        </w:tc>
+      </w:tr>
+      <w:tr>
+        <w:trPr>
+          <w:cantSplit w:val="0"/>
+          <w:tblHeader w:val="0"/>
+        </w:trPr>
+        <w:tc>
+          <w:tcPr>
+            <w:shd w:fill="f2f5f8" w:val="clear"/>
+            <w:vAlign w:val="center"/>
+          </w:tcPr>
+          <w:p>
+            <w:pPr>
+              <w:spacing w:after="20" w:lineRule="auto"/>
+              <w:rPr>
+                <w:sz w:val="14"/>
+                <w:szCs w:val="14"/>
+              </w:rPr>
+            </w:pPr>
+            <w:r>
+              <w:rPr>
+                <w:sz w:val="14"/>
+                <w:szCs w:val="14"/>
+                <w:rtl w:val="0"/>
+              </w:rPr>
+              <w:t xml:space="preserve">RF-37</w:t>
+            </w:r>
+          </w:p>
+        </w:tc>
+        <w:tc>
+          <w:tcPr>
+            <w:shd w:fill="f2f5f8" w:val="clear"/>
+            <w:vAlign w:val="center"/>
+          </w:tcPr>
+          <w:p>
+            <w:pPr>
+              <w:spacing w:after="20" w:lineRule="auto"/>
+              <w:rPr>
+                <w:sz w:val="14"/>
+                <w:szCs w:val="14"/>
+              </w:rPr>
+            </w:pPr>
+            <w:r>
+              <w:rPr>
+                <w:sz w:val="14"/>
+                <w:szCs w:val="14"/>
+                <w:rtl w:val="0"/>
+              </w:rPr>
+              <w:t xml:space="preserve">Visualizar métricas de ventas </w:t>
+            </w:r>
+          </w:p>
+        </w:tc>
+        <w:tc>
+          <w:tcPr>
+            <w:shd w:fill="f2f5f8" w:val="clear"/>
+            <w:vAlign w:val="center"/>
+          </w:tcPr>
+          <w:p>
+            <w:pPr>
+              <w:spacing w:after="20" w:lineRule="auto"/>
+              <w:rPr>
+                <w:sz w:val="14"/>
+                <w:szCs w:val="14"/>
+              </w:rPr>
+            </w:pPr>
+            <w:r>
+              <w:rPr>
+                <w:sz w:val="14"/>
+                <w:szCs w:val="14"/>
+                <w:rtl w:val="0"/>
+              </w:rPr>
+              <w:t xml:space="preserve">El sistema deberá mostrar en pantalla un panel con tarjetas resumen e indicadores gráficos del rendimiento financiero del negocio. </w:t>
+            </w:r>
+          </w:p>
+        </w:tc>
+        <w:tc>
+          <w:tcPr>
+            <w:shd w:fill="f2f5f8" w:val="clear"/>
+            <w:vAlign w:val="center"/>
+          </w:tcPr>
+          <w:p>
+            <w:pPr>
+              <w:spacing w:after="20" w:lineRule="auto"/>
+              <w:rPr>
+                <w:sz w:val="14"/>
+                <w:szCs w:val="14"/>
+              </w:rPr>
+            </w:pPr>
+            <w:r>
+              <w:rPr>
+                <w:sz w:val="14"/>
+                <w:szCs w:val="14"/>
+                <w:rtl w:val="0"/>
+              </w:rPr>
+              <w:t xml:space="preserve">Administrador </w:t>
+            </w:r>
+          </w:p>
+        </w:tc>
+        <w:tc>
+          <w:tcPr>
+            <w:shd w:fill="f2f5f8" w:val="clear"/>
+            <w:vAlign w:val="center"/>
+          </w:tcPr>
+          <w:p>
+            <w:pPr>
+              <w:spacing w:after="20" w:lineRule="auto"/>
+              <w:rPr>
+                <w:sz w:val="14"/>
+                <w:szCs w:val="14"/>
+              </w:rPr>
+            </w:pPr>
+            <w:r>
+              <w:rPr>
+                <w:sz w:val="14"/>
+                <w:szCs w:val="14"/>
+                <w:rtl w:val="0"/>
+              </w:rPr>
+              <w:t xml:space="preserve">Alta </w:t>
+            </w:r>
+          </w:p>
+        </w:tc>
+      </w:tr>
+      <w:tr>
+        <w:trPr>
+          <w:cantSplit w:val="0"/>
+          <w:tblHeader w:val="0"/>
+        </w:trPr>
+        <w:tc>
+          <w:tcPr>
+            <w:shd w:fill="f2f5f8" w:val="clear"/>
+            <w:vAlign w:val="center"/>
+          </w:tcPr>
+          <w:p>
+            <w:pPr>
+              <w:spacing w:after="20" w:lineRule="auto"/>
+              <w:rPr>
+                <w:sz w:val="14"/>
+                <w:szCs w:val="14"/>
+              </w:rPr>
+            </w:pPr>
+            <w:r>
+              <w:rPr>
+                <w:sz w:val="14"/>
+                <w:szCs w:val="14"/>
+                <w:rtl w:val="0"/>
+              </w:rPr>
+              <w:t xml:space="preserve">RF-38</w:t>
+            </w:r>
+          </w:p>
+        </w:tc>
+        <w:tc>
+          <w:tcPr>
+            <w:shd w:fill="f2f5f8" w:val="clear"/>
+            <w:vAlign w:val="center"/>
+          </w:tcPr>
+          <w:p>
+            <w:pPr>
+              <w:spacing w:after="20" w:lineRule="auto"/>
+              <w:rPr>
+                <w:sz w:val="14"/>
+                <w:szCs w:val="14"/>
+              </w:rPr>
+            </w:pPr>
+            <w:r>
+              <w:rPr>
+                <w:sz w:val="14"/>
+                <w:szCs w:val="14"/>
+                <w:rtl w:val="0"/>
+              </w:rPr>
+              <w:t xml:space="preserve">Filtrar transacciones por período </w:t>
+            </w:r>
+          </w:p>
+        </w:tc>
+        <w:tc>
+          <w:tcPr>
+            <w:shd w:fill="f2f5f8" w:val="clear"/>
+            <w:vAlign w:val="center"/>
+          </w:tcPr>
+          <w:p>
+            <w:pPr>
+              <w:spacing w:after="20" w:lineRule="auto"/>
+              <w:rPr>
+                <w:sz w:val="14"/>
+                <w:szCs w:val="14"/>
+              </w:rPr>
+            </w:pPr>
+            <w:r>
+              <w:rPr>
+                <w:sz w:val="14"/>
+                <w:szCs w:val="14"/>
+                <w:rtl w:val="0"/>
+              </w:rPr>
+              <w:t xml:space="preserve">El sistema deberá permitir al administrador filtrar el historial de transacciones y el cálculo de ventas seleccionando rangos específicos de año y mes de forma dinámica </w:t>
+            </w:r>
+          </w:p>
+        </w:tc>
+        <w:tc>
+          <w:tcPr>
+            <w:shd w:fill="f2f5f8" w:val="clear"/>
+            <w:vAlign w:val="center"/>
+          </w:tcPr>
+          <w:p>
+            <w:pPr>
+              <w:spacing w:after="20" w:lineRule="auto"/>
+              <w:rPr>
+                <w:sz w:val="14"/>
+                <w:szCs w:val="14"/>
+              </w:rPr>
+            </w:pPr>
+            <w:r>
+              <w:rPr>
+                <w:sz w:val="14"/>
+                <w:szCs w:val="14"/>
+                <w:rtl w:val="0"/>
+              </w:rPr>
+              <w:t xml:space="preserve">Administrador </w:t>
+            </w:r>
+          </w:p>
+        </w:tc>
+        <w:tc>
+          <w:tcPr>
+            <w:shd w:fill="f2f5f8" w:val="clear"/>
+            <w:vAlign w:val="center"/>
+          </w:tcPr>
+          <w:p>
+            <w:pPr>
+              <w:spacing w:after="20" w:lineRule="auto"/>
+              <w:rPr>
+                <w:sz w:val="14"/>
+                <w:szCs w:val="14"/>
+              </w:rPr>
+            </w:pPr>
+            <w:r>
+              <w:rPr>
+                <w:sz w:val="14"/>
+                <w:szCs w:val="14"/>
+                <w:rtl w:val="0"/>
+              </w:rPr>
+              <w:t xml:space="preserve">Media </w:t>
+            </w:r>
+          </w:p>
+        </w:tc>
+      </w:tr>
+      <w:tr>
+        <w:trPr>
+          <w:cantSplit w:val="0"/>
+          <w:tblHeader w:val="0"/>
+        </w:trPr>
+        <w:tc>
+          <w:tcPr>
+            <w:shd w:fill="f2f5f8" w:val="clear"/>
+            <w:vAlign w:val="center"/>
+          </w:tcPr>
+          <w:p>
+            <w:pPr>
+              <w:spacing w:after="20" w:lineRule="auto"/>
+              <w:rPr>
+                <w:sz w:val="14"/>
+                <w:szCs w:val="14"/>
+              </w:rPr>
+            </w:pPr>
+            <w:r>
+              <w:rPr>
+                <w:sz w:val="14"/>
+                <w:szCs w:val="14"/>
+                <w:rtl w:val="0"/>
+              </w:rPr>
+              <w:t xml:space="preserve">RF-39</w:t>
+            </w:r>
+          </w:p>
+        </w:tc>
+        <w:tc>
+          <w:tcPr>
+            <w:shd w:fill="f2f5f8" w:val="clear"/>
+            <w:vAlign w:val="center"/>
+          </w:tcPr>
+          <w:p>
+            <w:pPr>
+              <w:spacing w:after="20" w:lineRule="auto"/>
+              <w:rPr>
+                <w:sz w:val="14"/>
+                <w:szCs w:val="14"/>
+              </w:rPr>
+            </w:pPr>
+            <w:r>
+              <w:rPr>
+                <w:sz w:val="14"/>
+                <w:szCs w:val="14"/>
+                <w:rtl w:val="0"/>
+              </w:rPr>
+              <w:t xml:space="preserve">Generar código de retiro </w:t>
+            </w:r>
+          </w:p>
+        </w:tc>
+        <w:tc>
+          <w:tcPr>
+            <w:shd w:fill="f2f5f8" w:val="clear"/>
+            <w:vAlign w:val="center"/>
+          </w:tcPr>
+          <w:p>
+            <w:pPr>
+              <w:spacing w:after="20" w:lineRule="auto"/>
+              <w:rPr>
+                <w:sz w:val="14"/>
+                <w:szCs w:val="14"/>
+              </w:rPr>
+            </w:pPr>
+            <w:r>
+              <w:rPr>
+                <w:sz w:val="14"/>
+                <w:szCs w:val="14"/>
+                <w:rtl w:val="0"/>
+              </w:rPr>
+              <w:t xml:space="preserve">El sistema deberá generar automáticamente un código alfanumérico o numérico único de seguridad tras la confirmación exitosa de una compra, para que el cliente pueda retirarla en tienda. </w:t>
+            </w:r>
+          </w:p>
+        </w:tc>
+        <w:tc>
+          <w:tcPr>
+            <w:shd w:fill="f2f5f8" w:val="clear"/>
+            <w:vAlign w:val="center"/>
+          </w:tcPr>
+          <w:p>
+            <w:pPr>
+              <w:spacing w:after="20" w:lineRule="auto"/>
+              <w:rPr>
+                <w:sz w:val="14"/>
+                <w:szCs w:val="14"/>
+              </w:rPr>
+            </w:pPr>
+            <w:r>
+              <w:rPr>
+                <w:sz w:val="14"/>
+                <w:szCs w:val="14"/>
+                <w:rtl w:val="0"/>
+              </w:rPr>
+              <w:t xml:space="preserve">Cliente</w:t>
+            </w:r>
+          </w:p>
+        </w:tc>
+        <w:tc>
+          <w:tcPr>
+            <w:shd w:fill="f2f5f8" w:val="clear"/>
+            <w:vAlign w:val="center"/>
+          </w:tcPr>
+          <w:p>
+            <w:pPr>
+              <w:spacing w:after="20" w:lineRule="auto"/>
+              <w:rPr>
+                <w:sz w:val="14"/>
+                <w:szCs w:val="14"/>
+              </w:rPr>
+            </w:pPr>
+            <w:r>
+              <w:rPr>
+                <w:sz w:val="14"/>
+                <w:szCs w:val="14"/>
+                <w:rtl w:val="0"/>
+              </w:rPr>
+              <w:t xml:space="preserve">Alta </w:t>
+            </w:r>
+          </w:p>
+        </w:tc>
+      </w:tr>
     </w:tbl>
     <w:p>
       <w:pPr>
@@ -16349,12 +17318,12 @@
           <wp:inline distB="114300" distT="114300" distL="114300" distR="114300">
             <wp:extent cx="6309360" cy="3670300"/>
             <wp:effectExtent b="0" l="0" r="0" t="0"/>
-            <wp:docPr id="17" name="image5.png"/>
+            <wp:docPr id="17" name="image15.png"/>
             <a:graphic>
               <a:graphicData uri="http://schemas.openxmlformats.org/drawingml/2006/picture">
                 <pic:pic>
                   <pic:nvPicPr>
-                    <pic:cNvPr id="0" name="image5.png"/>
+                    <pic:cNvPr id="0" name="image15.png"/>
                     <pic:cNvPicPr preferRelativeResize="0"/>
                   </pic:nvPicPr>
                   <pic:blipFill>
@@ -16426,7 +17395,7 @@
     <w:sdt>
       <w:sdtPr>
         <w:lock w:val="contentLocked"/>
-        <w:id w:val="555235598"/>
+        <w:id w:val="-475848418"/>
         <w:tag w:val="goog_rdk_0"/>
       </w:sdtPr>
       <w:sdtContent>
@@ -18869,6 +19838,646 @@
               </w:p>
             </w:tc>
           </w:tr>
+          <w:tr>
+            <w:trPr>
+              <w:cantSplit w:val="0"/>
+              <w:tblHeader w:val="0"/>
+            </w:trPr>
+            <w:tc>
+              <w:tcPr>
+                <w:vAlign w:val="center"/>
+              </w:tcPr>
+              <w:p>
+                <w:pPr>
+                  <w:spacing w:after="20" w:lineRule="auto"/>
+                  <w:rPr>
+                    <w:sz w:val="12"/>
+                    <w:szCs w:val="12"/>
+                  </w:rPr>
+                </w:pPr>
+                <w:r>
+                  <w:rPr>
+                    <w:sz w:val="12"/>
+                    <w:szCs w:val="12"/>
+                    <w:rtl w:val="0"/>
+                  </w:rPr>
+                  <w:t xml:space="preserve">CU-12 — Gestión de pedidos </w:t>
+                </w:r>
+              </w:p>
+            </w:tc>
+            <w:tc>
+              <w:tcPr>
+                <w:vAlign w:val="center"/>
+              </w:tcPr>
+              <w:p>
+                <w:pPr>
+                  <w:spacing w:after="20" w:lineRule="auto"/>
+                  <w:rPr>
+                    <w:sz w:val="12"/>
+                    <w:szCs w:val="12"/>
+                  </w:rPr>
+                </w:pPr>
+                <w:r>
+                  <w:rPr>
+                    <w:sz w:val="12"/>
+                    <w:szCs w:val="12"/>
+                    <w:rtl w:val="0"/>
+                  </w:rPr>
+                  <w:t xml:space="preserve">Administrador </w:t>
+                </w:r>
+              </w:p>
+            </w:tc>
+            <w:tc>
+              <w:tcPr>
+                <w:vAlign w:val="center"/>
+              </w:tcPr>
+              <w:p>
+                <w:pPr>
+                  <w:spacing w:after="20" w:lineRule="auto"/>
+                  <w:rPr>
+                    <w:sz w:val="12"/>
+                    <w:szCs w:val="12"/>
+                  </w:rPr>
+                </w:pPr>
+                <w:r>
+                  <w:rPr>
+                    <w:sz w:val="12"/>
+                    <w:szCs w:val="12"/>
+                    <w:rtl w:val="0"/>
+                  </w:rPr>
+                  <w:t xml:space="preserve">RF-32, RF-33, RF-34 </w:t>
+                </w:r>
+              </w:p>
+            </w:tc>
+            <w:tc>
+              <w:tcPr>
+                <w:vAlign w:val="center"/>
+              </w:tcPr>
+              <w:p>
+                <w:pPr>
+                  <w:spacing w:after="20" w:lineRule="auto"/>
+                  <w:rPr>
+                    <w:sz w:val="12"/>
+                    <w:szCs w:val="12"/>
+                  </w:rPr>
+                </w:pPr>
+                <w:r>
+                  <w:rPr>
+                    <w:sz w:val="12"/>
+                    <w:szCs w:val="12"/>
+                    <w:rtl w:val="0"/>
+                  </w:rPr>
+                  <w:t xml:space="preserve">El usuario tiene permisos de administrador y existen pedidos registrados.</w:t>
+                </w:r>
+              </w:p>
+            </w:tc>
+            <w:tc>
+              <w:tcPr>
+                <w:vAlign w:val="center"/>
+              </w:tcPr>
+              <w:p>
+                <w:pPr>
+                  <w:spacing w:after="20" w:lineRule="auto"/>
+                  <w:rPr>
+                    <w:sz w:val="12"/>
+                    <w:szCs w:val="12"/>
+                  </w:rPr>
+                </w:pPr>
+                <w:r>
+                  <w:rPr>
+                    <w:sz w:val="12"/>
+                    <w:szCs w:val="12"/>
+                    <w:rtl w:val="0"/>
+                  </w:rPr>
+                  <w:t xml:space="preserve">1. Abrir el panel de gestión de pedidos. 2. Visualizar la lista de pedidos con filtros (por cliente o estado). 3. Seleccionar un pedido para ver su detalle completo. 4. Cambiar el estado operativo del pedido (ej. de "En proceso" a "Listo para retirar"). </w:t>
+                </w:r>
+              </w:p>
+            </w:tc>
+            <w:tc>
+              <w:tcPr>
+                <w:vAlign w:val="center"/>
+              </w:tcPr>
+              <w:p>
+                <w:pPr>
+                  <w:spacing w:after="20" w:lineRule="auto"/>
+                  <w:rPr>
+                    <w:sz w:val="12"/>
+                    <w:szCs w:val="12"/>
+                  </w:rPr>
+                </w:pPr>
+                <w:r>
+                  <w:rPr>
+                    <w:sz w:val="12"/>
+                    <w:szCs w:val="12"/>
+                    <w:rtl w:val="0"/>
+                  </w:rPr>
+                  <w:t xml:space="preserve">Sin pedidos registrados o filtros sin coincidencias: mostrar estado vacío. Intento de acceso sin privilegios: denegar. </w:t>
+                </w:r>
+              </w:p>
+            </w:tc>
+            <w:tc>
+              <w:tcPr>
+                <w:vAlign w:val="center"/>
+              </w:tcPr>
+              <w:p>
+                <w:pPr>
+                  <w:spacing w:after="20" w:lineRule="auto"/>
+                  <w:rPr>
+                    <w:sz w:val="12"/>
+                    <w:szCs w:val="12"/>
+                  </w:rPr>
+                </w:pPr>
+                <w:r>
+                  <w:rPr>
+                    <w:sz w:val="12"/>
+                    <w:szCs w:val="12"/>
+                    <w:rtl w:val="0"/>
+                  </w:rPr>
+                  <w:t xml:space="preserve">Listado consultado y estado del pedido actualizado correctamente. </w:t>
+                </w:r>
+              </w:p>
+            </w:tc>
+          </w:tr>
+          <w:tr>
+            <w:trPr>
+              <w:cantSplit w:val="0"/>
+              <w:tblHeader w:val="0"/>
+            </w:trPr>
+            <w:tc>
+              <w:tcPr>
+                <w:vAlign w:val="center"/>
+              </w:tcPr>
+              <w:p>
+                <w:pPr>
+                  <w:spacing w:after="20" w:lineRule="auto"/>
+                  <w:rPr>
+                    <w:sz w:val="12"/>
+                    <w:szCs w:val="12"/>
+                  </w:rPr>
+                </w:pPr>
+                <w:r>
+                  <w:rPr>
+                    <w:sz w:val="12"/>
+                    <w:szCs w:val="12"/>
+                    <w:rtl w:val="0"/>
+                  </w:rPr>
+                  <w:t xml:space="preserve">CU-13 — Validar código de retiro </w:t>
+                </w:r>
+              </w:p>
+            </w:tc>
+            <w:tc>
+              <w:tcPr>
+                <w:vAlign w:val="center"/>
+              </w:tcPr>
+              <w:p>
+                <w:pPr>
+                  <w:spacing w:after="20" w:lineRule="auto"/>
+                  <w:rPr>
+                    <w:sz w:val="12"/>
+                    <w:szCs w:val="12"/>
+                  </w:rPr>
+                </w:pPr>
+                <w:r>
+                  <w:rPr>
+                    <w:sz w:val="12"/>
+                    <w:szCs w:val="12"/>
+                    <w:rtl w:val="0"/>
+                  </w:rPr>
+                  <w:t xml:space="preserve">Administrador </w:t>
+                </w:r>
+              </w:p>
+            </w:tc>
+            <w:tc>
+              <w:tcPr>
+                <w:vAlign w:val="center"/>
+              </w:tcPr>
+              <w:p>
+                <w:pPr>
+                  <w:spacing w:after="20" w:lineRule="auto"/>
+                  <w:rPr>
+                    <w:sz w:val="12"/>
+                    <w:szCs w:val="12"/>
+                  </w:rPr>
+                </w:pPr>
+                <w:r>
+                  <w:rPr>
+                    <w:sz w:val="12"/>
+                    <w:szCs w:val="12"/>
+                    <w:rtl w:val="0"/>
+                  </w:rPr>
+                  <w:t xml:space="preserve">RF-35 </w:t>
+                </w:r>
+              </w:p>
+            </w:tc>
+            <w:tc>
+              <w:tcPr>
+                <w:vAlign w:val="center"/>
+              </w:tcPr>
+              <w:p>
+                <w:pPr>
+                  <w:spacing w:after="20" w:lineRule="auto"/>
+                  <w:rPr>
+                    <w:sz w:val="12"/>
+                    <w:szCs w:val="12"/>
+                  </w:rPr>
+                </w:pPr>
+                <w:r>
+                  <w:rPr>
+                    <w:sz w:val="12"/>
+                    <w:szCs w:val="12"/>
+                    <w:rtl w:val="0"/>
+                  </w:rPr>
+                  <w:t xml:space="preserve">El pedido se encuentra en estado "Listo para retirar" y el cliente proporcionó su código. </w:t>
+                </w:r>
+              </w:p>
+            </w:tc>
+            <w:tc>
+              <w:tcPr>
+                <w:vAlign w:val="center"/>
+              </w:tcPr>
+              <w:p>
+                <w:pPr>
+                  <w:spacing w:after="20" w:lineRule="auto"/>
+                  <w:rPr>
+                    <w:sz w:val="12"/>
+                    <w:szCs w:val="12"/>
+                  </w:rPr>
+                </w:pPr>
+                <w:r>
+                  <w:rPr>
+                    <w:sz w:val="12"/>
+                    <w:szCs w:val="12"/>
+                    <w:rtl w:val="0"/>
+                  </w:rPr>
+                  <w:t xml:space="preserve">1. Acceder a la opción de validación de código del pedido correspondiente. 2. Ingresar el código de 6 dígitos entregado por el cliente. 3. El sistema valida la autenticidad y vigencia del código. 4. Confirmar la entrega y marcar el pedido como "Retirado". </w:t>
+                </w:r>
+              </w:p>
+            </w:tc>
+            <w:tc>
+              <w:tcPr>
+                <w:vAlign w:val="center"/>
+              </w:tcPr>
+              <w:p>
+                <w:pPr>
+                  <w:spacing w:after="20" w:lineRule="auto"/>
+                  <w:rPr>
+                    <w:sz w:val="12"/>
+                    <w:szCs w:val="12"/>
+                  </w:rPr>
+                </w:pPr>
+                <w:r>
+                  <w:rPr>
+                    <w:sz w:val="12"/>
+                    <w:szCs w:val="12"/>
+                    <w:rtl w:val="0"/>
+                  </w:rPr>
+                  <w:t xml:space="preserve">Código incorrecto, expirado o ya utilizado: mostrar mensaje de error y rechazar la entrega. </w:t>
+                </w:r>
+              </w:p>
+            </w:tc>
+            <w:tc>
+              <w:tcPr>
+                <w:vAlign w:val="center"/>
+              </w:tcPr>
+              <w:p>
+                <w:pPr>
+                  <w:spacing w:after="20" w:lineRule="auto"/>
+                  <w:rPr>
+                    <w:sz w:val="12"/>
+                    <w:szCs w:val="12"/>
+                  </w:rPr>
+                </w:pPr>
+                <w:r>
+                  <w:rPr>
+                    <w:sz w:val="12"/>
+                    <w:szCs w:val="12"/>
+                    <w:rtl w:val="0"/>
+                  </w:rPr>
+                  <w:t xml:space="preserve">Pedido validado y marcado como retirado de forma segura. </w:t>
+                </w:r>
+              </w:p>
+            </w:tc>
+          </w:tr>
+          <w:tr>
+            <w:trPr>
+              <w:cantSplit w:val="0"/>
+              <w:tblHeader w:val="0"/>
+            </w:trPr>
+            <w:tc>
+              <w:tcPr>
+                <w:vAlign w:val="center"/>
+              </w:tcPr>
+              <w:p>
+                <w:pPr>
+                  <w:spacing w:after="20" w:lineRule="auto"/>
+                  <w:rPr>
+                    <w:sz w:val="12"/>
+                    <w:szCs w:val="12"/>
+                  </w:rPr>
+                </w:pPr>
+                <w:r>
+                  <w:rPr>
+                    <w:sz w:val="12"/>
+                    <w:szCs w:val="12"/>
+                    <w:rtl w:val="0"/>
+                  </w:rPr>
+                  <w:t xml:space="preserve">CU-14 — Generar código de retiro </w:t>
+                </w:r>
+              </w:p>
+            </w:tc>
+            <w:tc>
+              <w:tcPr>
+                <w:vAlign w:val="center"/>
+              </w:tcPr>
+              <w:p>
+                <w:pPr>
+                  <w:spacing w:after="20" w:lineRule="auto"/>
+                  <w:rPr>
+                    <w:sz w:val="12"/>
+                    <w:szCs w:val="12"/>
+                  </w:rPr>
+                </w:pPr>
+                <w:r>
+                  <w:rPr>
+                    <w:sz w:val="12"/>
+                    <w:szCs w:val="12"/>
+                    <w:rtl w:val="0"/>
+                  </w:rPr>
+                  <w:t xml:space="preserve">Cliente </w:t>
+                </w:r>
+              </w:p>
+            </w:tc>
+            <w:tc>
+              <w:tcPr>
+                <w:vAlign w:val="center"/>
+              </w:tcPr>
+              <w:p>
+                <w:pPr>
+                  <w:spacing w:after="20" w:lineRule="auto"/>
+                  <w:rPr>
+                    <w:sz w:val="12"/>
+                    <w:szCs w:val="12"/>
+                  </w:rPr>
+                </w:pPr>
+                <w:r>
+                  <w:rPr>
+                    <w:sz w:val="12"/>
+                    <w:szCs w:val="12"/>
+                    <w:rtl w:val="0"/>
+                  </w:rPr>
+                  <w:t xml:space="preserve">RF-39 </w:t>
+                </w:r>
+              </w:p>
+            </w:tc>
+            <w:tc>
+              <w:tcPr>
+                <w:vAlign w:val="center"/>
+              </w:tcPr>
+              <w:p>
+                <w:pPr>
+                  <w:spacing w:after="20" w:lineRule="auto"/>
+                  <w:rPr>
+                    <w:sz w:val="12"/>
+                    <w:szCs w:val="12"/>
+                  </w:rPr>
+                </w:pPr>
+                <w:r>
+                  <w:rPr>
+                    <w:sz w:val="12"/>
+                    <w:szCs w:val="12"/>
+                    <w:rtl w:val="0"/>
+                  </w:rPr>
+                  <w:t xml:space="preserve">El cliente ha completado y confirmado una compra de forma exitosa. </w:t>
+                </w:r>
+              </w:p>
+            </w:tc>
+            <w:tc>
+              <w:tcPr>
+                <w:vAlign w:val="center"/>
+              </w:tcPr>
+              <w:p>
+                <w:pPr>
+                  <w:spacing w:after="20" w:lineRule="auto"/>
+                  <w:rPr>
+                    <w:sz w:val="12"/>
+                    <w:szCs w:val="12"/>
+                  </w:rPr>
+                </w:pPr>
+                <w:r>
+                  <w:rPr>
+                    <w:sz w:val="12"/>
+                    <w:szCs w:val="12"/>
+                    <w:rtl w:val="0"/>
+                  </w:rPr>
+                  <w:t xml:space="preserve">1. El sistema procesa el pago y confirma la compra. 2. Se genera de forma automática un código numérico único de seguridad asociado al pedido. 3. El sistema almacena el código y lo asocia al historial del cliente. </w:t>
+                </w:r>
+              </w:p>
+            </w:tc>
+            <w:tc>
+              <w:tcPr>
+                <w:vAlign w:val="center"/>
+              </w:tcPr>
+              <w:p>
+                <w:pPr>
+                  <w:spacing w:after="20" w:lineRule="auto"/>
+                  <w:rPr>
+                    <w:sz w:val="12"/>
+                    <w:szCs w:val="12"/>
+                  </w:rPr>
+                </w:pPr>
+                <w:r>
+                  <w:rPr>
+                    <w:sz w:val="12"/>
+                    <w:szCs w:val="12"/>
+                    <w:rtl w:val="0"/>
+                  </w:rPr>
+                  <w:t xml:space="preserve">Fallo en la confirmación de la compra: no generar código de retiro. </w:t>
+                </w:r>
+              </w:p>
+            </w:tc>
+            <w:tc>
+              <w:tcPr>
+                <w:vAlign w:val="center"/>
+              </w:tcPr>
+              <w:p>
+                <w:pPr>
+                  <w:spacing w:after="20" w:lineRule="auto"/>
+                  <w:rPr>
+                    <w:sz w:val="12"/>
+                    <w:szCs w:val="12"/>
+                  </w:rPr>
+                </w:pPr>
+                <w:r>
+                  <w:rPr>
+                    <w:sz w:val="12"/>
+                    <w:szCs w:val="12"/>
+                    <w:rtl w:val="0"/>
+                  </w:rPr>
+                  <w:t xml:space="preserve">Código de retiro generado y disponible para el cliente. </w:t>
+                </w:r>
+              </w:p>
+            </w:tc>
+          </w:tr>
+          <w:tr>
+            <w:trPr>
+              <w:cantSplit w:val="0"/>
+              <w:tblHeader w:val="0"/>
+            </w:trPr>
+            <w:tc>
+              <w:tcPr>
+                <w:vAlign w:val="center"/>
+              </w:tcPr>
+              <w:p>
+                <w:pPr>
+                  <w:spacing w:after="20" w:lineRule="auto"/>
+                  <w:rPr>
+                    <w:sz w:val="12"/>
+                    <w:szCs w:val="12"/>
+                  </w:rPr>
+                </w:pPr>
+                <w:r>
+                  <w:rPr>
+                    <w:sz w:val="12"/>
+                    <w:szCs w:val="12"/>
+                    <w:rtl w:val="0"/>
+                  </w:rPr>
+                  <w:t xml:space="preserve">CU-15 — Cálculo y reporte de ventas </w:t>
+                </w:r>
+              </w:p>
+            </w:tc>
+            <w:tc>
+              <w:tcPr>
+                <w:vAlign w:val="center"/>
+              </w:tcPr>
+              <w:p>
+                <w:pPr>
+                  <w:spacing w:after="20" w:lineRule="auto"/>
+                  <w:rPr>
+                    <w:sz w:val="12"/>
+                    <w:szCs w:val="12"/>
+                  </w:rPr>
+                </w:pPr>
+                <w:r>
+                  <w:rPr>
+                    <w:sz w:val="12"/>
+                    <w:szCs w:val="12"/>
+                    <w:rtl w:val="0"/>
+                  </w:rPr>
+                  <w:t xml:space="preserve">Administrador </w:t>
+                </w:r>
+              </w:p>
+            </w:tc>
+            <w:tc>
+              <w:tcPr>
+                <w:vAlign w:val="center"/>
+              </w:tcPr>
+              <w:p>
+                <w:pPr>
+                  <w:spacing w:after="20" w:lineRule="auto"/>
+                  <w:rPr>
+                    <w:sz w:val="12"/>
+                    <w:szCs w:val="12"/>
+                  </w:rPr>
+                </w:pPr>
+                <w:r>
+                  <w:rPr>
+                    <w:sz w:val="12"/>
+                    <w:szCs w:val="12"/>
+                    <w:rtl w:val="0"/>
+                  </w:rPr>
+                  <w:t xml:space="preserve">RF-36, RF-37, RF-38 </w:t>
+                </w:r>
+              </w:p>
+            </w:tc>
+            <w:tc>
+              <w:tcPr>
+                <w:vAlign w:val="center"/>
+              </w:tcPr>
+              <w:p>
+                <w:pPr>
+                  <w:spacing w:after="20" w:lineRule="auto"/>
+                  <w:rPr>
+                    <w:sz w:val="12"/>
+                    <w:szCs w:val="12"/>
+                  </w:rPr>
+                </w:pPr>
+                <w:r>
+                  <w:rPr>
+                    <w:sz w:val="12"/>
+                    <w:szCs w:val="12"/>
+                    <w:rtl w:val="0"/>
+                  </w:rPr>
+                  <w:t xml:space="preserve">El pedido se encuentra en estado "Listo para retirar" y el cliente proporcionó su código. </w:t>
+                </w:r>
+              </w:p>
+            </w:tc>
+            <w:tc>
+              <w:tcPr>
+                <w:vAlign w:val="center"/>
+              </w:tcPr>
+              <w:p>
+                <w:pPr>
+                  <w:spacing w:after="20" w:lineRule="auto"/>
+                  <w:rPr>
+                    <w:sz w:val="12"/>
+                    <w:szCs w:val="12"/>
+                  </w:rPr>
+                </w:pPr>
+                <w:r>
+                  <w:rPr>
+                    <w:sz w:val="12"/>
+                    <w:szCs w:val="12"/>
+                    <w:rtl w:val="0"/>
+                  </w:rPr>
+                  <w:t xml:space="preserve">El usuario tiene permisos de administrador y existen transacciones en el sistema. | 1. Abrir el panel de cálculo de ventas. 2. El sistema procesa y calcula las métricas financieras clave (ventas totales, volumen, ticket promedio). 3. Aplicar filtros opcionales por año o mes. 4. Visualizar las tarjetas de indicadores y la tabla de transacciones filtradas. </w:t>
+                </w:r>
+              </w:p>
+            </w:tc>
+            <w:tc>
+              <w:tcPr>
+                <w:vAlign w:val="center"/>
+              </w:tcPr>
+              <w:p>
+                <w:pPr>
+                  <w:spacing w:after="20" w:lineRule="auto"/>
+                  <w:rPr>
+                    <w:sz w:val="12"/>
+                    <w:szCs w:val="12"/>
+                  </w:rPr>
+                </w:pPr>
+                <w:r>
+                  <w:rPr>
+                    <w:sz w:val="12"/>
+                    <w:szCs w:val="12"/>
+                    <w:rtl w:val="0"/>
+                  </w:rPr>
+                  <w:t xml:space="preserve">Sin ventas en el período seleccionado: mostrar indicadores en cero y aviso de ausencia de registros. </w:t>
+                </w:r>
+              </w:p>
+            </w:tc>
+            <w:tc>
+              <w:tcPr>
+                <w:vAlign w:val="center"/>
+              </w:tcPr>
+              <w:p>
+                <w:pPr>
+                  <w:spacing w:after="20" w:lineRule="auto"/>
+                  <w:rPr>
+                    <w:sz w:val="12"/>
+                    <w:szCs w:val="12"/>
+                  </w:rPr>
+                </w:pPr>
+                <w:r>
+                  <w:rPr>
+                    <w:sz w:val="12"/>
+                    <w:szCs w:val="12"/>
+                    <w:rtl w:val="0"/>
+                  </w:rPr>
+                  <w:t xml:space="preserve">Métricas financieras calculadas y visualizadas correctamente. </w:t>
+                </w:r>
+              </w:p>
+            </w:tc>
+          </w:tr>
         </w:tbl>
       </w:sdtContent>
     </w:sdt>
@@ -18900,7 +20509,7 @@
     <w:sdt>
       <w:sdtPr>
         <w:lock w:val="contentLocked"/>
-        <w:id w:val="-1111577957"/>
+        <w:id w:val="1340302131"/>
         <w:tag w:val="goog_rdk_1"/>
       </w:sdtPr>
       <w:sdtContent>
@@ -20035,12 +21644,12 @@
           <wp:inline distB="114300" distT="114300" distL="114300" distR="114300">
             <wp:extent cx="6309360" cy="3543300"/>
             <wp:effectExtent b="0" l="0" r="0" t="0"/>
-            <wp:docPr id="19" name="image2.png"/>
+            <wp:docPr id="20" name="image12.png"/>
             <a:graphic>
               <a:graphicData uri="http://schemas.openxmlformats.org/drawingml/2006/picture">
                 <pic:pic>
                   <pic:nvPicPr>
-                    <pic:cNvPr id="0" name="image2.png"/>
+                    <pic:cNvPr id="0" name="image12.png"/>
                     <pic:cNvPicPr preferRelativeResize="0"/>
                   </pic:nvPicPr>
                   <pic:blipFill>
@@ -23270,6 +24879,382 @@
           </w:p>
         </w:tc>
       </w:tr>
+      <w:tr>
+        <w:trPr>
+          <w:cantSplit w:val="0"/>
+          <w:tblHeader w:val="0"/>
+        </w:trPr>
+        <w:tc>
+          <w:tcPr>
+            <w:vAlign w:val="center"/>
+          </w:tcPr>
+          <w:p>
+            <w:pPr>
+              <w:spacing w:after="20" w:lineRule="auto"/>
+              <w:rPr>
+                <w:sz w:val="15"/>
+                <w:szCs w:val="15"/>
+              </w:rPr>
+            </w:pPr>
+            <w:r>
+              <w:rPr>
+                <w:sz w:val="15"/>
+                <w:szCs w:val="15"/>
+                <w:rtl w:val="0"/>
+              </w:rPr>
+              <w:t xml:space="preserve">CP-12 </w:t>
+            </w:r>
+          </w:p>
+        </w:tc>
+        <w:tc>
+          <w:tcPr>
+            <w:vAlign w:val="center"/>
+          </w:tcPr>
+          <w:p>
+            <w:pPr>
+              <w:spacing w:after="20" w:lineRule="auto"/>
+              <w:rPr>
+                <w:sz w:val="15"/>
+                <w:szCs w:val="15"/>
+              </w:rPr>
+            </w:pPr>
+            <w:r>
+              <w:rPr>
+                <w:sz w:val="15"/>
+                <w:szCs w:val="15"/>
+                <w:rtl w:val="0"/>
+              </w:rPr>
+              <w:t xml:space="preserve">Gestión y supervisión de pedidos (Listado, detalle y cambio de estado) </w:t>
+            </w:r>
+          </w:p>
+        </w:tc>
+        <w:tc>
+          <w:tcPr>
+            <w:vAlign w:val="center"/>
+          </w:tcPr>
+          <w:p>
+            <w:pPr>
+              <w:spacing w:after="20" w:lineRule="auto"/>
+              <w:rPr>
+                <w:sz w:val="15"/>
+                <w:szCs w:val="15"/>
+              </w:rPr>
+            </w:pPr>
+            <w:r>
+              <w:rPr>
+                <w:sz w:val="15"/>
+                <w:szCs w:val="15"/>
+                <w:rtl w:val="0"/>
+              </w:rPr>
+              <w:t xml:space="preserve">RF-32, RF-33, RF-34 </w:t>
+            </w:r>
+          </w:p>
+        </w:tc>
+        <w:tc>
+          <w:tcPr>
+            <w:vAlign w:val="center"/>
+          </w:tcPr>
+          <w:p>
+            <w:pPr>
+              <w:spacing w:after="20" w:lineRule="auto"/>
+              <w:rPr>
+                <w:sz w:val="15"/>
+                <w:szCs w:val="15"/>
+              </w:rPr>
+            </w:pPr>
+            <w:r>
+              <w:rPr>
+                <w:sz w:val="15"/>
+                <w:szCs w:val="15"/>
+                <w:rtl w:val="0"/>
+              </w:rPr>
+              <w:t xml:space="preserve">Pendiente de ejecución formal </w:t>
+            </w:r>
+          </w:p>
+        </w:tc>
+      </w:tr>
+      <w:tr>
+        <w:trPr>
+          <w:cantSplit w:val="0"/>
+          <w:tblHeader w:val="0"/>
+        </w:trPr>
+        <w:tc>
+          <w:tcPr>
+            <w:vAlign w:val="center"/>
+          </w:tcPr>
+          <w:p>
+            <w:pPr>
+              <w:spacing w:after="20" w:lineRule="auto"/>
+              <w:rPr>
+                <w:sz w:val="15"/>
+                <w:szCs w:val="15"/>
+              </w:rPr>
+            </w:pPr>
+            <w:r>
+              <w:rPr>
+                <w:sz w:val="15"/>
+                <w:szCs w:val="15"/>
+                <w:rtl w:val="0"/>
+              </w:rPr>
+              <w:t xml:space="preserve">CP-13</w:t>
+            </w:r>
+          </w:p>
+        </w:tc>
+        <w:tc>
+          <w:tcPr>
+            <w:vAlign w:val="center"/>
+          </w:tcPr>
+          <w:p>
+            <w:pPr>
+              <w:spacing w:after="20" w:lineRule="auto"/>
+              <w:rPr>
+                <w:sz w:val="15"/>
+                <w:szCs w:val="15"/>
+              </w:rPr>
+            </w:pPr>
+            <w:r>
+              <w:rPr>
+                <w:sz w:val="15"/>
+                <w:szCs w:val="15"/>
+                <w:rtl w:val="0"/>
+              </w:rPr>
+              <w:t xml:space="preserve">Validación de código de retiro en tienda (Ingreso de 6 dígitos) </w:t>
+            </w:r>
+          </w:p>
+        </w:tc>
+        <w:tc>
+          <w:tcPr>
+            <w:vAlign w:val="center"/>
+          </w:tcPr>
+          <w:p>
+            <w:pPr>
+              <w:spacing w:after="20" w:lineRule="auto"/>
+              <w:rPr>
+                <w:sz w:val="15"/>
+                <w:szCs w:val="15"/>
+              </w:rPr>
+            </w:pPr>
+            <w:r>
+              <w:rPr>
+                <w:sz w:val="15"/>
+                <w:szCs w:val="15"/>
+                <w:rtl w:val="0"/>
+              </w:rPr>
+              <w:t xml:space="preserve">RF-35 </w:t>
+            </w:r>
+          </w:p>
+        </w:tc>
+        <w:tc>
+          <w:tcPr>
+            <w:vAlign w:val="center"/>
+          </w:tcPr>
+          <w:p>
+            <w:pPr>
+              <w:spacing w:after="20" w:lineRule="auto"/>
+              <w:rPr>
+                <w:sz w:val="15"/>
+                <w:szCs w:val="15"/>
+              </w:rPr>
+            </w:pPr>
+            <w:r>
+              <w:rPr>
+                <w:sz w:val="15"/>
+                <w:szCs w:val="15"/>
+                <w:rtl w:val="0"/>
+              </w:rPr>
+              <w:t xml:space="preserve">Pendiente de ejecución formal </w:t>
+            </w:r>
+          </w:p>
+        </w:tc>
+      </w:tr>
+      <w:tr>
+        <w:trPr>
+          <w:cantSplit w:val="0"/>
+          <w:tblHeader w:val="0"/>
+        </w:trPr>
+        <w:tc>
+          <w:tcPr>
+            <w:vAlign w:val="center"/>
+          </w:tcPr>
+          <w:p>
+            <w:pPr>
+              <w:spacing w:after="20" w:lineRule="auto"/>
+              <w:rPr>
+                <w:sz w:val="15"/>
+                <w:szCs w:val="15"/>
+              </w:rPr>
+            </w:pPr>
+            <w:r>
+              <w:rPr>
+                <w:sz w:val="15"/>
+                <w:szCs w:val="15"/>
+                <w:rtl w:val="0"/>
+              </w:rPr>
+              <w:t xml:space="preserve">CP-14</w:t>
+            </w:r>
+          </w:p>
+        </w:tc>
+        <w:tc>
+          <w:tcPr>
+            <w:vAlign w:val="center"/>
+          </w:tcPr>
+          <w:p>
+            <w:pPr>
+              <w:spacing w:after="20" w:lineRule="auto"/>
+              <w:rPr>
+                <w:sz w:val="15"/>
+                <w:szCs w:val="15"/>
+              </w:rPr>
+            </w:pPr>
+            <w:r>
+              <w:rPr>
+                <w:sz w:val="15"/>
+                <w:szCs w:val="15"/>
+                <w:rtl w:val="0"/>
+              </w:rPr>
+              <w:t xml:space="preserve">automática de código de retiro tras finalizar compra </w:t>
+            </w:r>
+          </w:p>
+        </w:tc>
+        <w:tc>
+          <w:tcPr>
+            <w:vAlign w:val="center"/>
+          </w:tcPr>
+          <w:p>
+            <w:pPr>
+              <w:spacing w:after="20" w:lineRule="auto"/>
+              <w:rPr>
+                <w:sz w:val="15"/>
+                <w:szCs w:val="15"/>
+              </w:rPr>
+            </w:pPr>
+            <w:r>
+              <w:rPr>
+                <w:sz w:val="15"/>
+                <w:szCs w:val="15"/>
+                <w:rtl w:val="0"/>
+              </w:rPr>
+              <w:t xml:space="preserve">RF-39 </w:t>
+            </w:r>
+          </w:p>
+        </w:tc>
+        <w:tc>
+          <w:tcPr>
+            <w:vAlign w:val="center"/>
+          </w:tcPr>
+          <w:p>
+            <w:pPr>
+              <w:spacing w:after="20" w:lineRule="auto"/>
+              <w:rPr>
+                <w:sz w:val="15"/>
+                <w:szCs w:val="15"/>
+              </w:rPr>
+            </w:pPr>
+            <w:r>
+              <w:rPr>
+                <w:sz w:val="15"/>
+                <w:szCs w:val="15"/>
+                <w:rtl w:val="0"/>
+              </w:rPr>
+              <w:t xml:space="preserve">Pendiente de ejecución formal </w:t>
+            </w:r>
+          </w:p>
+        </w:tc>
+      </w:tr>
+      <w:tr>
+        <w:trPr>
+          <w:cantSplit w:val="0"/>
+          <w:tblHeader w:val="0"/>
+        </w:trPr>
+        <w:tc>
+          <w:tcPr>
+            <w:vAlign w:val="center"/>
+          </w:tcPr>
+          <w:p>
+            <w:pPr>
+              <w:spacing w:after="20" w:lineRule="auto"/>
+              <w:rPr>
+                <w:sz w:val="15"/>
+                <w:szCs w:val="15"/>
+              </w:rPr>
+            </w:pPr>
+            <w:r>
+              <w:rPr>
+                <w:sz w:val="15"/>
+                <w:szCs w:val="15"/>
+                <w:rtl w:val="0"/>
+              </w:rPr>
+              <w:t xml:space="preserve">CP-15</w:t>
+            </w:r>
+          </w:p>
+        </w:tc>
+        <w:tc>
+          <w:tcPr>
+            <w:vAlign w:val="center"/>
+          </w:tcPr>
+          <w:p>
+            <w:pPr>
+              <w:spacing w:after="20" w:lineRule="auto"/>
+              <w:rPr>
+                <w:sz w:val="15"/>
+                <w:szCs w:val="15"/>
+              </w:rPr>
+            </w:pPr>
+            <w:r>
+              <w:rPr>
+                <w:sz w:val="15"/>
+                <w:szCs w:val="15"/>
+                <w:rtl w:val="0"/>
+              </w:rPr>
+              <w:t xml:space="preserve">Cálculo, visualización y filtrado de métricas e historial de ventas </w:t>
+            </w:r>
+          </w:p>
+        </w:tc>
+        <w:tc>
+          <w:tcPr>
+            <w:vAlign w:val="center"/>
+          </w:tcPr>
+          <w:p>
+            <w:pPr>
+              <w:spacing w:after="20" w:lineRule="auto"/>
+              <w:rPr>
+                <w:sz w:val="15"/>
+                <w:szCs w:val="15"/>
+              </w:rPr>
+            </w:pPr>
+            <w:r>
+              <w:rPr>
+                <w:sz w:val="15"/>
+                <w:szCs w:val="15"/>
+                <w:rtl w:val="0"/>
+              </w:rPr>
+              <w:t xml:space="preserve">RF-36, RF-37, RF-38 </w:t>
+            </w:r>
+          </w:p>
+        </w:tc>
+        <w:tc>
+          <w:tcPr>
+            <w:vAlign w:val="center"/>
+          </w:tcPr>
+          <w:p>
+            <w:pPr>
+              <w:spacing w:after="20" w:lineRule="auto"/>
+              <w:rPr>
+                <w:sz w:val="15"/>
+                <w:szCs w:val="15"/>
+              </w:rPr>
+            </w:pPr>
+            <w:r>
+              <w:rPr>
+                <w:sz w:val="15"/>
+                <w:szCs w:val="15"/>
+                <w:rtl w:val="0"/>
+              </w:rPr>
+              <w:t xml:space="preserve">Pendiente de ejecución formal </w:t>
+            </w:r>
+          </w:p>
+        </w:tc>
+      </w:tr>
     </w:tbl>
     <w:p>
       <w:pPr>
@@ -25437,12 +27422,12 @@
           <wp:inline distB="114300" distT="114300" distL="114300" distR="114300">
             <wp:extent cx="6309360" cy="3441700"/>
             <wp:effectExtent b="0" l="0" r="0" t="0"/>
-            <wp:docPr id="18" name="image7.jpg"/>
+            <wp:docPr id="19" name="image13.jpg"/>
             <a:graphic>
               <a:graphicData uri="http://schemas.openxmlformats.org/drawingml/2006/picture">
                 <pic:pic>
                   <pic:nvPicPr>
-                    <pic:cNvPr id="0" name="image7.jpg"/>
+                    <pic:cNvPr id="0" name="image13.jpg"/>
                     <pic:cNvPicPr preferRelativeResize="0"/>
                   </pic:nvPicPr>
                   <pic:blipFill>
@@ -25562,12 +27547,12 @@
           <wp:inline distB="114300" distT="114300" distL="114300" distR="114300">
             <wp:extent cx="6309360" cy="3441700"/>
             <wp:effectExtent b="0" l="0" r="0" t="0"/>
-            <wp:docPr id="21" name="image6.jpg"/>
+            <wp:docPr id="22" name="image11.jpg"/>
             <a:graphic>
               <a:graphicData uri="http://schemas.openxmlformats.org/drawingml/2006/picture">
                 <pic:pic>
                   <pic:nvPicPr>
-                    <pic:cNvPr id="0" name="image6.jpg"/>
+                    <pic:cNvPr id="0" name="image11.jpg"/>
                     <pic:cNvPicPr preferRelativeResize="0"/>
                   </pic:nvPicPr>
                   <pic:blipFill>
@@ -25621,12 +27606,12 @@
           <wp:inline distB="114300" distT="114300" distL="114300" distR="114300">
             <wp:extent cx="6309360" cy="3441700"/>
             <wp:effectExtent b="0" l="0" r="0" t="0"/>
-            <wp:docPr id="20" name="image14.jpg"/>
+            <wp:docPr id="21" name="image8.jpg"/>
             <a:graphic>
               <a:graphicData uri="http://schemas.openxmlformats.org/drawingml/2006/picture">
                 <pic:pic>
                   <pic:nvPicPr>
-                    <pic:cNvPr id="0" name="image14.jpg"/>
+                    <pic:cNvPr id="0" name="image8.jpg"/>
                     <pic:cNvPicPr preferRelativeResize="0"/>
                   </pic:nvPicPr>
                   <pic:blipFill>
@@ -25666,12 +27651,12 @@
           <wp:inline distB="114300" distT="114300" distL="114300" distR="114300">
             <wp:extent cx="6309360" cy="3441700"/>
             <wp:effectExtent b="0" l="0" r="0" t="0"/>
-            <wp:docPr id="23" name="image4.jpg"/>
+            <wp:docPr id="24" name="image9.jpg"/>
             <a:graphic>
               <a:graphicData uri="http://schemas.openxmlformats.org/drawingml/2006/picture">
                 <pic:pic>
                   <pic:nvPicPr>
-                    <pic:cNvPr id="0" name="image4.jpg"/>
+                    <pic:cNvPr id="0" name="image9.jpg"/>
                     <pic:cNvPicPr preferRelativeResize="0"/>
                   </pic:nvPicPr>
                   <pic:blipFill>
@@ -25701,12 +27686,12 @@
           <wp:inline distB="114300" distT="114300" distL="114300" distR="114300">
             <wp:extent cx="6309360" cy="3441700"/>
             <wp:effectExtent b="0" l="0" r="0" t="0"/>
-            <wp:docPr id="22" name="image11.jpg"/>
+            <wp:docPr id="23" name="image6.jpg"/>
             <a:graphic>
               <a:graphicData uri="http://schemas.openxmlformats.org/drawingml/2006/picture">
                 <pic:pic>
                   <pic:nvPicPr>
-                    <pic:cNvPr id="0" name="image11.jpg"/>
+                    <pic:cNvPr id="0" name="image6.jpg"/>
                     <pic:cNvPicPr preferRelativeResize="0"/>
                   </pic:nvPicPr>
                   <pic:blipFill>
@@ -25760,12 +27745,12 @@
           <wp:inline distB="114300" distT="114300" distL="114300" distR="114300">
             <wp:extent cx="6309360" cy="3517900"/>
             <wp:effectExtent b="0" l="0" r="0" t="0"/>
-            <wp:docPr id="25" name="image9.jpg"/>
+            <wp:docPr id="25" name="image4.jpg"/>
             <a:graphic>
               <a:graphicData uri="http://schemas.openxmlformats.org/drawingml/2006/picture">
                 <pic:pic>
                   <pic:nvPicPr>
-                    <pic:cNvPr id="0" name="image9.jpg"/>
+                    <pic:cNvPr id="0" name="image4.jpg"/>
                     <pic:cNvPicPr preferRelativeResize="0"/>
                   </pic:nvPicPr>
                   <pic:blipFill>
@@ -25817,14 +27802,14 @@
         <w:rPr/>
         <w:drawing>
           <wp:inline distB="114300" distT="114300" distL="114300" distR="114300">
-            <wp:extent cx="6309360" cy="3670300"/>
+            <wp:extent cx="6753225" cy="4009277"/>
             <wp:effectExtent b="0" l="0" r="0" t="0"/>
-            <wp:docPr id="24" name="image5.png"/>
+            <wp:docPr id="18" name="image14.png"/>
             <a:graphic>
               <a:graphicData uri="http://schemas.openxmlformats.org/drawingml/2006/picture">
                 <pic:pic>
                   <pic:nvPicPr>
-                    <pic:cNvPr id="0" name="image5.png"/>
+                    <pic:cNvPr id="0" name="image14.png"/>
                     <pic:cNvPicPr preferRelativeResize="0"/>
                   </pic:nvPicPr>
                   <pic:blipFill>
@@ -25837,7 +27822,7 @@
                   <pic:spPr>
                     <a:xfrm>
                       <a:off x="0" y="0"/>
-                      <a:ext cx="6309360" cy="3670300"/>
+                      <a:ext cx="6753225" cy="4009277"/>
                     </a:xfrm>
                     <a:prstGeom prst="rect"/>
                     <a:ln/>
@@ -27663,12 +29648,12 @@
           <wp:inline distB="114300" distT="114300" distL="114300" distR="114300">
             <wp:extent cx="6309360" cy="3213100"/>
             <wp:effectExtent b="0" l="0" r="0" t="0"/>
-            <wp:docPr id="27" name="image3.png"/>
+            <wp:docPr id="27" name="image1.png"/>
             <a:graphic>
               <a:graphicData uri="http://schemas.openxmlformats.org/drawingml/2006/picture">
                 <pic:pic>
                   <pic:nvPicPr>
-                    <pic:cNvPr id="0" name="image3.png"/>
+                    <pic:cNvPr id="0" name="image1.png"/>
                     <pic:cNvPicPr preferRelativeResize="0"/>
                   </pic:nvPicPr>
                   <pic:blipFill>
@@ -27872,12 +29857,12 @@
           <wp:inline distB="19050" distT="19050" distL="19050" distR="19050">
             <wp:extent cx="6740843" cy="3695700"/>
             <wp:effectExtent b="0" l="0" r="0" t="0"/>
-            <wp:docPr id="16" name="image1.png"/>
+            <wp:docPr id="16" name="image10.png"/>
             <a:graphic>
               <a:graphicData uri="http://schemas.openxmlformats.org/drawingml/2006/picture">
                 <pic:pic>
                   <pic:nvPicPr>
-                    <pic:cNvPr id="0" name="image1.png"/>
+                    <pic:cNvPr id="0" name="image10.png"/>
                     <pic:cNvPicPr preferRelativeResize="0"/>
                   </pic:nvPicPr>
                   <pic:blipFill>
@@ -27941,12 +29926,12 @@
           <wp:inline distB="114300" distT="114300" distL="114300" distR="114300">
             <wp:extent cx="6309360" cy="3162300"/>
             <wp:effectExtent b="0" l="0" r="0" t="0"/>
-            <wp:docPr id="26" name="image8.png"/>
+            <wp:docPr id="26" name="image7.png"/>
             <a:graphic>
               <a:graphicData uri="http://schemas.openxmlformats.org/drawingml/2006/picture">
                 <pic:pic>
                   <pic:nvPicPr>
-                    <pic:cNvPr id="0" name="image8.png"/>
+                    <pic:cNvPr id="0" name="image7.png"/>
                     <pic:cNvPicPr preferRelativeResize="0"/>
                   </pic:nvPicPr>
                   <pic:blipFill>
@@ -28015,12 +30000,12 @@
           <wp:inline distB="19050" distT="19050" distL="19050" distR="19050">
             <wp:extent cx="3343275" cy="5377550"/>
             <wp:effectExtent b="0" l="0" r="0" t="0"/>
-            <wp:docPr id="28" name="image10.png"/>
+            <wp:docPr id="28" name="image5.png"/>
             <a:graphic>
               <a:graphicData uri="http://schemas.openxmlformats.org/drawingml/2006/picture">
                 <pic:pic>
                   <pic:nvPicPr>
-                    <pic:cNvPr id="0" name="image10.png"/>
+                    <pic:cNvPr id="0" name="image5.png"/>
                     <pic:cNvPicPr preferRelativeResize="0"/>
                   </pic:nvPicPr>
                   <pic:blipFill>
@@ -28130,12 +30115,12 @@
           <wp:inline distB="19050" distT="19050" distL="19050" distR="19050">
             <wp:extent cx="3121550" cy="5289087"/>
             <wp:effectExtent b="0" l="0" r="0" t="0"/>
-            <wp:docPr id="29" name="image13.png"/>
+            <wp:docPr id="29" name="image3.png"/>
             <a:graphic>
               <a:graphicData uri="http://schemas.openxmlformats.org/drawingml/2006/picture">
                 <pic:pic>
                   <pic:nvPicPr>
-                    <pic:cNvPr id="0" name="image13.png"/>
+                    <pic:cNvPr id="0" name="image3.png"/>
                     <pic:cNvPicPr preferRelativeResize="0"/>
                   </pic:nvPicPr>
                   <pic:blipFill>
@@ -28322,12 +30307,12 @@
           <wp:inline distB="19050" distT="19050" distL="19050" distR="19050">
             <wp:extent cx="3118000" cy="5289076"/>
             <wp:effectExtent b="0" l="0" r="0" t="0"/>
-            <wp:docPr id="30" name="image12.png"/>
+            <wp:docPr id="30" name="image2.png"/>
             <a:graphic>
               <a:graphicData uri="http://schemas.openxmlformats.org/drawingml/2006/picture">
                 <pic:pic>
                   <pic:nvPicPr>
-                    <pic:cNvPr id="0" name="image12.png"/>
+                    <pic:cNvPr id="0" name="image2.png"/>
                     <pic:cNvPicPr preferRelativeResize="0"/>
                   </pic:nvPicPr>
                   <pic:blipFill>
